--- a/assets/boc-labels3.docx
+++ b/assets/boc-labels3.docx
@@ -269,16 +269,27 @@
           <w:szCs w:val="96"/>
         </w:rPr>
       </w:pPr>
+    </w:p>
+    <w:p>
+      <w:pPr>
+        <w:jc w:val="center"/>
+        <w:rPr>
+          <w:b/>
+          <w:bCs/>
+          <w:color w:val="002060"/>
+          <w:sz w:val="96"/>
+          <w:szCs w:val="96"/>
+        </w:rPr>
+      </w:pPr>
       <w:r>
         <w:rPr>
           <w:noProof/>
         </w:rPr>
-        <w:lastRenderedPageBreak/>
         <w:drawing>
-          <wp:inline distT="0" distB="0" distL="0" distR="0" wp14:anchorId="2DAE4E22" wp14:editId="6725F0EF">
+          <wp:inline distT="0" distB="0" distL="0" distR="0" wp14:anchorId="7E335F48" wp14:editId="13DB4917">
             <wp:extent cx="5824737" cy="2064869"/>
             <wp:effectExtent l="0" t="0" r="0" b="0"/>
-            <wp:docPr id="1261929233" name="Picture 6"/>
+            <wp:docPr id="356691056" name="Picture 6"/>
             <wp:cNvGraphicFramePr>
               <a:graphicFrameLocks xmlns:a="http://schemas.openxmlformats.org/drawingml/2006/main" noChangeAspect="1"/>
             </wp:cNvGraphicFramePr>
@@ -286,7 +297,7 @@
               <a:graphicData uri="http://schemas.openxmlformats.org/drawingml/2006/picture">
                 <pic:pic xmlns:pic="http://schemas.openxmlformats.org/drawingml/2006/picture">
                   <pic:nvPicPr>
-                    <pic:cNvPr id="1261929233" name="Picture 6"/>
+                    <pic:cNvPr id="1096308509" name="Picture 6"/>
                     <pic:cNvPicPr/>
                   </pic:nvPicPr>
                   <pic:blipFill>
@@ -324,9 +335,25 @@
           <w:sz w:val="96"/>
           <w:szCs w:val="96"/>
         </w:rPr>
-        <w:t xml:space="preserve"> </w:t>
+        <w:t xml:space="preserve">Trainer Consumables </w:t>
       </w:r>
+    </w:p>
+    <w:p>
+      <w:pPr>
+        <w:rPr>
+          <w:noProof/>
+        </w:rPr>
+      </w:pPr>
       <w:r>
+        <w:rPr>
+          <w:noProof/>
+        </w:rPr>
+        <w:br w:type="page"/>
+      </w:r>
+    </w:p>
+    <w:p>
+      <w:pPr>
+        <w:jc w:val="center"/>
         <w:rPr>
           <w:b/>
           <w:bCs/>
@@ -334,39 +361,17 @@
           <w:sz w:val="96"/>
           <w:szCs w:val="96"/>
         </w:rPr>
-        <w:t>Baseball Caps</w:t>
-      </w:r>
-      <w:r>
-        <w:rPr>
-          <w:b/>
-          <w:bCs/>
-          <w:color w:val="002060"/>
-          <w:sz w:val="96"/>
-          <w:szCs w:val="96"/>
-        </w:rPr>
-        <w:t xml:space="preserve"> $20</w:t>
-      </w:r>
-    </w:p>
-    <w:p>
-      <w:pPr>
-        <w:jc w:val="center"/>
-        <w:rPr>
-          <w:b/>
-          <w:bCs/>
-          <w:color w:val="002060"/>
-          <w:sz w:val="96"/>
-          <w:szCs w:val="96"/>
-        </w:rPr>
       </w:pPr>
       <w:r>
         <w:rPr>
           <w:noProof/>
         </w:rPr>
+        <w:lastRenderedPageBreak/>
         <w:drawing>
-          <wp:inline distT="0" distB="0" distL="0" distR="0" wp14:anchorId="74B1329C" wp14:editId="5B272EDB">
-            <wp:extent cx="1143000" cy="1143000"/>
+          <wp:inline distT="0" distB="0" distL="0" distR="0" wp14:anchorId="2A964925" wp14:editId="6280E050">
+            <wp:extent cx="5824737" cy="2064869"/>
             <wp:effectExtent l="0" t="0" r="0" b="0"/>
-            <wp:docPr id="1000769407" name="Picture 11"/>
+            <wp:docPr id="79239148" name="Picture 6"/>
             <wp:cNvGraphicFramePr>
               <a:graphicFrameLocks xmlns:a="http://schemas.openxmlformats.org/drawingml/2006/main" noChangeAspect="1"/>
             </wp:cNvGraphicFramePr>
@@ -374,36 +379,29 @@
               <a:graphicData uri="http://schemas.openxmlformats.org/drawingml/2006/picture">
                 <pic:pic xmlns:pic="http://schemas.openxmlformats.org/drawingml/2006/picture">
                   <pic:nvPicPr>
-                    <pic:cNvPr id="0" name="Picture 24"/>
-                    <pic:cNvPicPr>
-                      <a:picLocks noChangeAspect="1" noChangeArrowheads="1"/>
-                    </pic:cNvPicPr>
+                    <pic:cNvPr id="1096308509" name="Picture 6"/>
+                    <pic:cNvPicPr/>
                   </pic:nvPicPr>
                   <pic:blipFill>
-                    <a:blip r:embed="rId6">
+                    <a:blip r:embed="rId4" cstate="print">
                       <a:extLst>
                         <a:ext uri="{28A0092B-C50C-407E-A947-70E740481C1C}">
                           <a14:useLocalDpi xmlns:a14="http://schemas.microsoft.com/office/drawing/2010/main" val="0"/>
                         </a:ext>
                       </a:extLst>
                     </a:blip>
-                    <a:srcRect/>
                     <a:stretch>
                       <a:fillRect/>
                     </a:stretch>
                   </pic:blipFill>
-                  <pic:spPr bwMode="auto">
+                  <pic:spPr>
                     <a:xfrm>
                       <a:off x="0" y="0"/>
-                      <a:ext cx="1143000" cy="1143000"/>
+                      <a:ext cx="5824737" cy="2064869"/>
                     </a:xfrm>
                     <a:prstGeom prst="rect">
                       <a:avLst/>
                     </a:prstGeom>
-                    <a:noFill/>
-                    <a:ln>
-                      <a:noFill/>
-                    </a:ln>
                   </pic:spPr>
                 </pic:pic>
               </a:graphicData>
@@ -411,9 +409,39 @@
           </wp:inline>
         </w:drawing>
       </w:r>
+      <w:r>
+        <w:rPr>
+          <w:b/>
+          <w:bCs/>
+          <w:color w:val="002060"/>
+          <w:sz w:val="96"/>
+          <w:szCs w:val="96"/>
+        </w:rPr>
+        <w:t>Stationary/Office</w:t>
+      </w:r>
     </w:p>
     <w:p>
       <w:pPr>
+        <w:jc w:val="center"/>
+        <w:rPr>
+          <w:b/>
+          <w:bCs/>
+          <w:color w:val="002060"/>
+          <w:sz w:val="96"/>
+          <w:szCs w:val="96"/>
+        </w:rPr>
+      </w:pPr>
+    </w:p>
+    <w:p>
+      <w:pPr>
+        <w:rPr>
+          <w:noProof/>
+        </w:rPr>
+      </w:pPr>
+    </w:p>
+    <w:p>
+      <w:pPr>
+        <w:jc w:val="center"/>
         <w:rPr>
           <w:noProof/>
         </w:rPr>
@@ -422,7 +450,57 @@
         <w:rPr>
           <w:noProof/>
         </w:rPr>
-        <w:br w:type="page"/>
+        <w:drawing>
+          <wp:inline distT="0" distB="0" distL="0" distR="0" wp14:anchorId="350198B8" wp14:editId="194C8B0F">
+            <wp:extent cx="5824737" cy="2064869"/>
+            <wp:effectExtent l="0" t="0" r="0" b="0"/>
+            <wp:docPr id="662290559" name="Picture 6"/>
+            <wp:cNvGraphicFramePr>
+              <a:graphicFrameLocks xmlns:a="http://schemas.openxmlformats.org/drawingml/2006/main" noChangeAspect="1"/>
+            </wp:cNvGraphicFramePr>
+            <a:graphic xmlns:a="http://schemas.openxmlformats.org/drawingml/2006/main">
+              <a:graphicData uri="http://schemas.openxmlformats.org/drawingml/2006/picture">
+                <pic:pic xmlns:pic="http://schemas.openxmlformats.org/drawingml/2006/picture">
+                  <pic:nvPicPr>
+                    <pic:cNvPr id="1096308509" name="Picture 6"/>
+                    <pic:cNvPicPr/>
+                  </pic:nvPicPr>
+                  <pic:blipFill>
+                    <a:blip r:embed="rId4" cstate="print">
+                      <a:extLst>
+                        <a:ext uri="{28A0092B-C50C-407E-A947-70E740481C1C}">
+                          <a14:useLocalDpi xmlns:a14="http://schemas.microsoft.com/office/drawing/2010/main" val="0"/>
+                        </a:ext>
+                      </a:extLst>
+                    </a:blip>
+                    <a:stretch>
+                      <a:fillRect/>
+                    </a:stretch>
+                  </pic:blipFill>
+                  <pic:spPr>
+                    <a:xfrm>
+                      <a:off x="0" y="0"/>
+                      <a:ext cx="5824737" cy="2064869"/>
+                    </a:xfrm>
+                    <a:prstGeom prst="rect">
+                      <a:avLst/>
+                    </a:prstGeom>
+                  </pic:spPr>
+                </pic:pic>
+              </a:graphicData>
+            </a:graphic>
+          </wp:inline>
+        </w:drawing>
+      </w:r>
+      <w:r>
+        <w:rPr>
+          <w:b/>
+          <w:bCs/>
+          <w:color w:val="002060"/>
+          <w:sz w:val="96"/>
+          <w:szCs w:val="96"/>
+        </w:rPr>
+        <w:t>Electronics/Chargers</w:t>
       </w:r>
     </w:p>
     <w:sectPr>
